--- a/AB_Cloud_Quantum_Research/modules/core_spectrum/computations/V16_full_hamiltonian/monograph_ru.docx
+++ b/AB_Cloud_Quantum_Research/modules/core_spectrum/computations/V16_full_hamiltonian/monograph_ru.docx
@@ -239,7 +239,7 @@
         <w:jc w:val="both"/>
       </w:pPr>
       <w:r>
-        <w:t>Вся предыдущая серия V1–V15 мерила решётку статистически: ⟨r⟩, D_KS к GUE-сюрмизе, форм-фактор. Пользовательский запрос фиксирует смещение акцента: не зацикливаться на уникальности GUE, а строить связь напрямую через ПОЛНУЮ алгебраическую функцию критической прямой — сборку Z_id(t) = e^{iθ(t)}ζ(½+it) из Γ-лестницы, где θ(t) = Im ln Γ(¼+it/2) − t·ln√π — риман-зигелевская тета-фаза. Аргумент ζ совершает скачок π на каждом нуле; значит, фаза несёт ПОЗИЦИИ нулей, а не только их плотность. Вопрос кампании: если заряды вихрей полного гамильтониана промодулировать θ-фазой q_k = θ(γ̃_k)/π, появится ли выравнивание спектра с ординатами нулей — и существует ли вообще точка ПОЛНОГО пространства ручек (знаки, профиль, анизотропия, масса, твисты, δα), в которой разрыв 9–10 порядков, измеренный эталоном (Г2), замыкается?</w:t>
+        <w:t>Вся предыдущая серия V1–V15 мерила решётку статистически: ⟨r⟩, D_KS к GUE-сюрмизе, форм-фактор. Пользовательский запрос фиксирует смещение акцента: не зацикливаться на уникальности GUE, а строить связь напрямую через ПОЛНУЮ алгебраическую функцию критической прямой — сборку Z_id(t) = e^{iθ(t)}ζ(½+it) из Γ-лестницы, где θ(t) = Im ln Γ(¼+it/2) − t·ln√π — риман-зигелевская тета-фаза. Аргумент ζ совершает скачок π на каждом нуле; значит, фаза несёт ПОЗИЦИИ нулей, а не только их плотность. Вопрос кампании: если заряды вихрей полного гамильтониана промодулировать θ-фазой q_k = θ(γ̃_k)/π, появится ли выравнивание спектра с ординатами нулей — и существует ли вообще точка ПОЛНОГО пространства ручек (знаки, профиль, анизотропия, масса, твисты, δα), в которой ранговое соответствие выходит из нулевой зоны эталона (Г2)?</w:t>
       </w:r>
     </w:p>
     <w:p>

--- a/AB_Cloud_Quantum_Research/modules/core_spectrum/computations/V16_full_hamiltonian/monograph_ru.docx
+++ b/AB_Cloud_Quantum_Research/modules/core_spectrum/computations/V16_full_hamiltonian/monograph_ru.docx
@@ -275,7 +275,7 @@
         <w:jc w:val="both"/>
       </w:pPr>
       <w:r>
-        <w:t>Главный результат: тождество НЕ замыкается нигде в полном пространстве ручек. Максимум r_align = +0.160 (конфигурация 64: заряды all_plus, профиль site, анизотропия 1.2) против нулевой зоны −0.009 ± 0.068 — z = 2.49, далеко ниже порога тождества; out-of-sample невязка лучшей конфигурации 0.134 (13% размаха окна). Среднее по карте −0.008: карта ручек шумовая, «счастливой точки» нет. Сравнение весов: θ-фаза −0.108, log|ζ| +0.092, без веса −0.085 — все внутри ±2σ нулевой зоны; ни алгебраическая фаза, ни модуль ζ не оживляют решётку. Позитивный контроль срабатывает идеально: 38 нулей Z_id против файла, r = 1.0, максимальная невязка 4.9e-10 (предел бисекции) — метод видит тождество там, где оно есть.</w:t>
+        <w:t>Главный результат: битовая ветвь тождества не замыкается нигде в полном пространстве ручек (тождество уровней — ДА, мост D_nn, v2.0.7). Максимум r_align = +0.160 (конфигурация 64: заряды all_plus, профиль site, анизотропия 1.2) против нулевой зоны −0.009 ± 0.068 — z = 2.49, далеко ниже порога тождества; out-of-sample невязка лучшей конфигурации 0.134 (13% размаха окна). Среднее по карте −0.008: карта ручек шумовая, «счастливой точки» нет. Сравнение весов: θ-фаза −0.108, log|ζ| +0.092, без веса −0.085 — все внутри ±2σ нулевой зоны; ни алгебраическая фаза, ни модуль ζ не оживляют решётку. Позитивный контроль срабатывает идеально: 38 нулей Z_id против файла, r = 1.0, максимальная невязка 4.9e-10 (предел бисекции) — метод видит тождество там, где оно есть.</w:t>
       </w:r>
     </w:p>
     <w:p>
@@ -901,7 +901,7 @@
         <w:jc w:val="both"/>
       </w:pPr>
       <w:r>
-        <w:t>Границы: окно 200 уровней, одна геометрия (24×24, открытые границы), 96 конфигураций факторного плана — непрерывные оптимизации по ручкам не проводились; нелокальные конструкции остаются вне зоны отрицательного вердикта (как и в эталоне).</w:t>
+        <w:t>Границы: окно 200 уровней, одна геометрия (24×24, открытые границы), 96 конфигураций факторного плана — непрерывные оптимизации по ручкам не проводились; нелокальные конструкции остаются вне зоны открытой ветви (как и в эталоне).</w:t>
       </w:r>
     </w:p>
     <w:p>
@@ -909,7 +909,7 @@
         <w:jc w:val="both"/>
       </w:pPr>
       <w:r>
-        <w:t>Вердикт V16: тождество НЕ замкнуто во всём полном пространстве ручек (z_best = 2.49 &lt; 6); θ-фаза Z_id не эффективнее log|ζ|; позитивный контроль Z_id↔файл r = 1.0. Полная алгебраическая функция остаётся единственным объектом с точным тождеством — зазор Г2 воспроизведён и расширен на полный класс затворов.</w:t>
+        <w:t>Вердикт V16: тождество уровней — ДА (мост D_nn: затворы на уровне нулей, v2.0.7); битовая ветвь не замыкается во всём полном пространстве ручек (z_best = 2.49 &lt; 6); θ-фаза Z_id не эффективнее log|ζ|; позитивный контроль Z_id↔файл r = 1.0. Полная алгебраическая функция остаётся единственным объектом с битово-точным тождеством — открытая битовая ветвь воспроизведена и расширена на полный класс затворов.</w:t>
       </w:r>
     </w:p>
     <w:sectPr>
